--- a/docs/APEX_User_Guide.docx
+++ b/docs/APEX_User_Guide.docx
@@ -402,7 +402,7 @@
           <w:sz w:val="22"/>
           <w:szCs w:val="22"/>
         </w:rPr>
-        <w:t xml:space="preserve">This installs the three things APEX needs: Streamlit (the dashboard), Plotly (the charts), and pytest (for running the test suite). Nothing else is required — no API keys, no accounts, no paid subscriptions.</w:t>
+        <w:t xml:space="preserve">This installs everything APEX needs: Streamlit (the dashboard), Plotly (the charts), requests (for the optional local-LLM connection described in Section 9), and pytest (for running the test suite). Nothing else is required — no API keys, no accounts, no paid subscriptions.</w:t>
       </w:r>
     </w:p>
     <w:p>
@@ -459,7 +459,7 @@
           <w:sz w:val="22"/>
           <w:szCs w:val="22"/>
         </w:rPr>
-        <w:t xml:space="preserve">A browser tab opens automatically showing the APEX dashboard. If it doesn't, the terminal will print a local address (something like http://localhost:8501) — open that manually.</w:t>
+        <w:t>A browser tab opens automatically showing the APEX dashboard — a dark-themed page with a single navigation bar across the top (there is no sidebar). If it doesn't open automatically, the terminal will print a local address (something like http://localhost:8501) — open that manually.</w:t>
       </w:r>
     </w:p>
     <w:p>
@@ -481,7 +481,7 @@
           <w:sz w:val="22"/>
           <w:szCs w:val="22"/>
         </w:rPr>
-        <w:t xml:space="preserve">At the top of the dashboard you'll see the target ("VICTIM — local, simulated enterprise assistant") and a red ▶ Start Assessment button. Click it.</w:t>
+        <w:t>At the top of the dashboard you'll see the APEX logo, the navigation bar, the target ("VICTIM — local, simulated enterprise assistant"), and a purple ▶ Start Assessment button, all in one bar across the top of the screen. Click the button.</w:t>
       </w:r>
     </w:p>
     <w:p>
@@ -608,7 +608,7 @@
           <w:sz w:val="22"/>
           <w:szCs w:val="22"/>
         </w:rPr>
-        <w:t xml:space="preserve">You can click Start Assessment again at any time to run a fresh assessment. Every run is saved, so nothing is lost — you'll just see it added to the History tab.</w:t>
+        <w:t>You can click Start Assessment again at any time to run a fresh assessment. Every run is saved, so nothing is lost — you'll just see it added to the History page.</w:t>
       </w:r>
     </w:p>
     <w:p>
@@ -630,7 +630,7 @@
           <w:sz w:val="22"/>
           <w:szCs w:val="22"/>
         </w:rPr>
-        <w:t xml:space="preserve">Once an assessment finishes, the results are organized into five tabs:</w:t>
+        <w:t>Once an assessment finishes, the results are organized into six pages, reachable from the navigation bar across the top of the screen (there is no sidebar):</w:t>
       </w:r>
     </w:p>
     <w:tbl>
@@ -674,7 +674,7 @@
                 <w:sz w:val="20"/>
                 <w:szCs w:val="20"/>
               </w:rPr>
-              <w:t xml:space="preserve">Tab</w:t>
+              <w:t>Page</w:t>
             </w:r>
           </w:p>
         </w:tc>
@@ -876,7 +876,7 @@
                 <w:sz w:val="20"/>
                 <w:szCs w:val="20"/>
               </w:rPr>
-              <w:t xml:space="preserve">Every payload or scenario APEX tried during the run — including the ones VICTIM correctly resisted — with an outcome chart and a full table.</w:t>
+              <w:t>Every payload or scenario APEX tried during the run — including the ones VICTIM correctly resisted — with an outcome chart and one expandable entry per attempt showing the complete payload/scenario text and VICTIM's complete response, never truncated.</w:t>
             </w:r>
           </w:p>
         </w:tc>
@@ -935,6 +935,64 @@
                 <w:szCs w:val="20"/>
               </w:rPr>
               <w:t xml:space="preserve">Every assessment ever run, oldest to newest, with a trend chart once you have two or more runs, so you can see whether things are getting better or worse over time.</w:t>
+            </w:r>
+          </w:p>
+        </w:tc>
+      </w:tr>
+      <w:tr>
+        <w:tc>
+          <w:tcPr>
+            <w:tcW w:type="dxa" w:w="2200"/>
+            <w:shd w:fill="ffffff" w:val="clear"/>
+            <w:tcMar>
+              <w:top w:type="dxa" w:w="100"/>
+              <w:left w:type="dxa" w:w="120"/>
+              <w:bottom w:type="dxa" w:w="100"/>
+              <w:right w:type="dxa" w:w="120"/>
+            </w:tcMar>
+          </w:tcPr>
+          <w:p>
+            <w:pPr>
+              <w:jc w:val="left"/>
+            </w:pPr>
+            <w:r>
+              <w:rPr>
+                <w:rFonts w:ascii="Calibri" w:cs="Calibri" w:eastAsia="Calibri" w:hAnsi="Calibri"/>
+                <w:b w:val="false"/>
+                <w:bCs w:val="false"/>
+                <w:color w:val="0b0b0b"/>
+                <w:sz w:val="20"/>
+                <w:szCs w:val="20"/>
+              </w:rPr>
+              <w:t>System Log</w:t>
+            </w:r>
+          </w:p>
+        </w:tc>
+        <w:tc>
+          <w:tcPr>
+            <w:tcW w:type="dxa" w:w="8500"/>
+            <w:shd w:fill="ffffff" w:val="clear"/>
+            <w:tcMar>
+              <w:top w:type="dxa" w:w="100"/>
+              <w:left w:type="dxa" w:w="120"/>
+              <w:bottom w:type="dxa" w:w="100"/>
+              <w:right w:type="dxa" w:w="120"/>
+            </w:tcMar>
+          </w:tcPr>
+          <w:p>
+            <w:pPr>
+              <w:jc w:val="left"/>
+            </w:pPr>
+            <w:r>
+              <w:rPr>
+                <w:rFonts w:ascii="Calibri" w:cs="Calibri" w:eastAsia="Calibri" w:hAnsi="Calibri"/>
+                <w:b w:val="false"/>
+                <w:bCs w:val="false"/>
+                <w:color w:val="0b0b0b"/>
+                <w:sz w:val="20"/>
+                <w:szCs w:val="20"/>
+              </w:rPr>
+              <w:t>A live, filterable feed proving the assessment actually ran correctly — every step (recon, direct injection, indirect injection), every tool VICTIM's router chose, and, if you've enabled the optional local LLM features in Section 9, every Ollama connection, guardrail verdict, and judge classification. Useful for confirming nothing failed silently.</w:t>
             </w:r>
           </w:p>
         </w:tc>
@@ -1510,7 +1568,7 @@
           <w:sz w:val="22"/>
           <w:szCs w:val="22"/>
         </w:rPr>
-        <w:t xml:space="preserve">In a typical run, APEX makes around sixteen attempts and turns most of them into findings — because VICTIM, in this prototype, is intentionally built without strong defenses, to give something for the tool to demonstrably find. A small number of attempts are correctly resisted by VICTIM; those show up as SAFE in the All Attempts tab but do not generate a finding. Seeing both numbers together — how many were tried, and how many succeeded — is what makes the report an honest measurement rather than just a highlight reel.</w:t>
+        <w:t>In a typical run, APEX makes around sixteen attempts and turns most of them into findings — because VICTIM, in this prototype, is intentionally built without strong defenses, to give something for the tool to demonstrably find. A small number of attempts are correctly resisted by VICTIM; those show up as SAFE in the All Attempts page but do not generate a finding. Seeing both numbers together — how many were tried, and how many succeeded — is what makes the report an honest measurement rather than just a highlight reel.</w:t>
       </w:r>
     </w:p>
     <w:p>
@@ -1532,7 +1590,7 @@
           <w:sz w:val="22"/>
           <w:szCs w:val="22"/>
         </w:rPr>
-        <w:t xml:space="preserve">Open any finding in the Findings tab to see five things: the attack type (direct or indirect injection), the classification APEX assigned it, the exact payload or scenario that was used, the evidence — the part of VICTIM's response that justified the classification — and a plain-language recommendation for how a real system would fix the underlying weakness.</w:t>
+        <w:t>Open any finding in the Findings page to see five things: the attack type (direct or indirect injection), the classification APEX assigned it, the exact payload or scenario that was used, the evidence — the part of VICTIM's response that justified the classification — and a plain-language recommendation for how a real system would fix the underlying weakness.</w:t>
       </w:r>
     </w:p>
     <w:p>
@@ -1554,7 +1612,7 @@
           <w:sz w:val="22"/>
           <w:szCs w:val="22"/>
         </w:rPr>
-        <w:t xml:space="preserve">The Report tab lets you download the full assessment as a standalone Markdown (.md) or HTML (.html) file. Either format includes everything on the dashboard — the capability summary, every finding in detail, the attempt totals, and a disclosed limitations section — so it can be read, archived, or shared with someone who doesn't have the dashboard running.</w:t>
+        <w:t>The Report page lets you download the full assessment as a standalone Markdown (.md) or HTML (.html) file. Either format includes everything on the dashboard — the capability summary, every finding in detail, the attempt totals, and a disclosed limitations section — so it can be read, archived, or shared with someone who doesn't have the dashboard running.</w:t>
       </w:r>
     </w:p>
     <w:p>
@@ -1576,7 +1634,7 @@
           <w:sz w:val="22"/>
           <w:szCs w:val="22"/>
         </w:rPr>
-        <w:t xml:space="preserve">Every assessment you run is saved automatically to a local database file (storage/apex.db) and listed on the History tab, most recent first. Once you've run two or more assessments, a trend chart appears showing findings and attempts across runs — useful for confirming that results are consistent, or for seeing the effect of a code change between two runs.</w:t>
+        <w:t>Every assessment you run is saved automatically to a local database file (storage/apex.db) and listed on the History page, most recent first. Once you've run two or more assessments, a trend chart appears showing findings and attempts across runs — useful for confirming that results are consistent, or for seeing the effect of a code change between two runs.</w:t>
       </w:r>
     </w:p>
     <w:p>
@@ -1673,7 +1731,7 @@
         <w:spacing w:after="160" w:before="360"/>
       </w:pPr>
       <w:r>
-        <w:t xml:space="preserve">9. Safety and Scope</w:t>
+        <w:t xml:space="preserve">9. Optional: Enabling the Local LLM (Ollama)</w:t>
       </w:r>
     </w:p>
     <w:p>
@@ -1686,7 +1744,179 @@
           <w:sz w:val="22"/>
           <w:szCs w:val="22"/>
         </w:rPr>
-        <w:t xml:space="preserve">It's worth repeating plainly: this prototype only ever tests VICTIM, a small program that runs on your own machine as part of this project. It has no network access, its "email tool" only ever writes a row to a local database file and never sends anything, and every document, employee record, and email address involved is fictional. Running an assessment — no matter how many times, or how aggressively — cannot affect any real system, account, or person.</w:t>
+        <w:t xml:space="preserve">By default, APEX runs entirely on deterministic, rule-based logic — no AI model is involved anywhere in VICTIM's responses, and none is required to run any part of this prototype. If you'd like to see a genuine language model in the loop instead, VICTIM can optionally answer knowledge-base questions using a real local model through Ollama, a free tool that runs small AI models entirely on your own computer.</w:t>
+      </w:r>
+    </w:p>
+    <w:p>
+      <w:pPr>
+        <w:pBdr>
+          <w:left w:val="single" w:color="2a78d6" w:sz="24"/>
+        </w:pBdr>
+        <w:shd w:fill="eef4fc" w:val="clear"/>
+        <w:spacing w:after="200" w:before="120"/>
+        <w:ind w:left="200"/>
+      </w:pPr>
+      <w:r>
+        <w:rPr>
+          <w:rFonts w:ascii="Calibri" w:cs="Calibri" w:eastAsia="Calibri" w:hAnsi="Calibri"/>
+          <w:b/>
+          <w:bCs/>
+          <w:color w:val="2a78d6"/>
+          <w:sz w:val="22"/>
+          <w:szCs w:val="22"/>
+        </w:rPr>
+        <w:t xml:space="preserve">Note: </w:t>
+      </w:r>
+      <w:r>
+        <w:rPr>
+          <w:rFonts w:ascii="Calibri" w:cs="Calibri" w:eastAsia="Calibri" w:hAnsi="Calibri"/>
+          <w:sz w:val="22"/>
+          <w:szCs w:val="22"/>
+        </w:rPr>
+        <w:t xml:space="preserve">This is entirely optional and off by default. Every screenshot, finding count, and behavior described elsewhere in this guide is unaffected by whether this is turned on.</w:t>
+      </w:r>
+    </w:p>
+    <w:p>
+      <w:pPr>
+        <w:pStyle w:val="Heading2"/>
+        <w:spacing w:after="120" w:before="280"/>
+      </w:pPr>
+      <w:r>
+        <w:t xml:space="preserve">9.1 What actually changes</w:t>
+      </w:r>
+    </w:p>
+    <w:p>
+      <w:pPr>
+        <w:spacing w:after="200" w:line="300"/>
+      </w:pPr>
+      <w:r>
+        <w:rPr>
+          <w:rFonts w:ascii="Calibri" w:cs="Calibri" w:eastAsia="Calibri" w:hAnsi="Calibri"/>
+          <w:sz w:val="22"/>
+          <w:szCs w:val="22"/>
+        </w:rPr>
+        <w:t xml:space="preserve">With Ollama enabled, only one thing changes: when VICTIM answers a question using its knowledge base, the wording of that answer is composed by a real local model reading the retrieved documents, instead of a canned per-document summary. This matters because it turns a knowledge-base question into a genuine test of a model's judgment — the same kind of prompt-injection risk a real production AI assistant would face — rather than a test of simple keyword matching. Everything else (which tool VICTIM uses for a given message, how documents are read, how a hidden instruction in a document is acted on) stays exactly the same either way.</w:t>
+      </w:r>
+    </w:p>
+    <w:p>
+      <w:pPr>
+        <w:pStyle w:val="Heading2"/>
+        <w:spacing w:after="120" w:before="280"/>
+      </w:pPr>
+      <w:r>
+        <w:t xml:space="preserve">9.2 Setting it up</w:t>
+      </w:r>
+    </w:p>
+    <w:p>
+      <w:pPr>
+        <w:pStyle w:val="ListParagraph"/>
+        <w:numPr>
+          <w:ilvl w:val="0"/>
+          <w:numId w:val="4"/>
+        </w:numPr>
+        <w:spacing w:after="100" w:line="280"/>
+      </w:pPr>
+      <w:r>
+        <w:rPr>
+          <w:rFonts w:ascii="Calibri" w:cs="Calibri" w:eastAsia="Calibri" w:hAnsi="Calibri"/>
+          <w:sz w:val="22"/>
+          <w:szCs w:val="22"/>
+        </w:rPr>
+        <w:t xml:space="preserve">Install Ollama from https://ollama.com — it's free, and installs like any normal application.</w:t>
+      </w:r>
+    </w:p>
+    <w:p>
+      <w:pPr>
+        <w:pStyle w:val="ListParagraph"/>
+        <w:numPr>
+          <w:ilvl w:val="0"/>
+          <w:numId w:val="4"/>
+        </w:numPr>
+        <w:spacing w:after="100" w:line="280"/>
+      </w:pPr>
+      <w:r>
+        <w:rPr>
+          <w:rFonts w:ascii="Calibri" w:cs="Calibri" w:eastAsia="Calibri" w:hAnsi="Calibri"/>
+          <w:sz w:val="22"/>
+          <w:szCs w:val="22"/>
+        </w:rPr>
+        <w:t xml:space="preserve">Open a terminal and pull a small model: ollama pull llama3.2:1b (about 1.3 GB, comfortable on an 8GB-RAM laptop).</w:t>
+      </w:r>
+    </w:p>
+    <w:p>
+      <w:pPr>
+        <w:pStyle w:val="ListParagraph"/>
+        <w:numPr>
+          <w:ilvl w:val="0"/>
+          <w:numId w:val="4"/>
+        </w:numPr>
+        <w:spacing w:after="100" w:line="280"/>
+      </w:pPr>
+      <w:r>
+        <w:rPr>
+          <w:rFonts w:ascii="Calibri" w:cs="Calibri" w:eastAsia="Calibri" w:hAnsi="Calibri"/>
+          <w:sz w:val="22"/>
+          <w:szCs w:val="22"/>
+        </w:rPr>
+        <w:t xml:space="preserve">Confirm it works: ollama run llama3.2:1b "Say hello" should print a short reply.</w:t>
+      </w:r>
+    </w:p>
+    <w:p>
+      <w:pPr>
+        <w:pStyle w:val="ListParagraph"/>
+        <w:numPr>
+          <w:ilvl w:val="0"/>
+          <w:numId w:val="4"/>
+        </w:numPr>
+        <w:spacing w:after="100" w:line="280"/>
+      </w:pPr>
+      <w:r>
+        <w:rPr>
+          <w:rFonts w:ascii="Calibri" w:cs="Calibri" w:eastAsia="Calibri" w:hAnsi="Calibri"/>
+          <w:sz w:val="22"/>
+          <w:szCs w:val="22"/>
+        </w:rPr>
+        <w:t xml:space="preserve">Open config.py in the APEX folder and change USE_OLLAMA = False to USE_OLLAMA = True.</w:t>
+      </w:r>
+    </w:p>
+    <w:p>
+      <w:pPr>
+        <w:pStyle w:val="ListParagraph"/>
+        <w:numPr>
+          <w:ilvl w:val="0"/>
+          <w:numId w:val="4"/>
+        </w:numPr>
+        <w:spacing w:after="100" w:line="280"/>
+      </w:pPr>
+      <w:r>
+        <w:rPr>
+          <w:rFonts w:ascii="Calibri" w:cs="Calibri" w:eastAsia="Calibri" w:hAnsi="Calibri"/>
+          <w:sz w:val="22"/>
+          <w:szCs w:val="22"/>
+        </w:rPr>
+        <w:t xml:space="preserve">Relaunch the dashboard as usual. No other setting needs to change.</w:t>
+      </w:r>
+    </w:p>
+    <w:p>
+      <w:pPr>
+        <w:pStyle w:val="Heading2"/>
+        <w:spacing w:after="120" w:before="280"/>
+      </w:pPr>
+      <w:r>
+        <w:t xml:space="preserve">9.3 If the model isn't available</w:t>
+      </w:r>
+    </w:p>
+    <w:p>
+      <w:pPr>
+        <w:spacing w:after="200" w:line="300"/>
+      </w:pPr>
+      <w:r>
+        <w:rPr>
+          <w:rFonts w:ascii="Calibri" w:cs="Calibri" w:eastAsia="Calibri" w:hAnsi="Calibri"/>
+          <w:sz w:val="22"/>
+          <w:szCs w:val="22"/>
+        </w:rPr>
+        <w:t xml:space="preserve">VICTIM is built to fail soft: if Ollama isn't installed, isn't running, or the model hasn't been pulled, VICTIM automatically falls back to the same rule-based answer it would have given anyway, and adds one plain-language line explaining that the local model was unreachable. You'll never see a crash or an error page because of this — at worst, you get the same answer you'd have gotten with USE_OLLAMA left off.</w:t>
       </w:r>
     </w:p>
     <w:p>
@@ -1695,7 +1925,29 @@
         <w:spacing w:after="160" w:before="360"/>
       </w:pPr>
       <w:r>
-        <w:t xml:space="preserve">10. Troubleshooting</w:t>
+        <w:t xml:space="preserve">10. Safety and Scope</w:t>
+      </w:r>
+    </w:p>
+    <w:p>
+      <w:pPr>
+        <w:spacing w:after="200" w:line="300"/>
+      </w:pPr>
+      <w:r>
+        <w:rPr>
+          <w:rFonts w:ascii="Calibri" w:cs="Calibri" w:eastAsia="Calibri" w:hAnsi="Calibri"/>
+          <w:sz w:val="22"/>
+          <w:szCs w:val="22"/>
+        </w:rPr>
+        <w:t xml:space="preserve">It's worth repeating plainly: this prototype only ever tests VICTIM, a small program that runs on your own machine as part of this project. It has no network access, its "email tool" only ever writes a row to a local database file and never sends anything, and every document, employee record, and email address involved is fictional. Running an assessment — no matter how many times, or how aggressively — cannot affect any real system, account, or person.</w:t>
+      </w:r>
+    </w:p>
+    <w:p>
+      <w:pPr>
+        <w:pStyle w:val="Heading1"/>
+        <w:spacing w:after="160" w:before="360"/>
+      </w:pPr>
+      <w:r>
+        <w:t xml:space="preserve">11. Troubleshooting</w:t>
       </w:r>
     </w:p>
     <w:p>
@@ -1788,11 +2040,33 @@
     </w:p>
     <w:p>
       <w:pPr>
+        <w:pStyle w:val="Heading3"/>
+        <w:spacing w:after="100" w:before="200"/>
+      </w:pPr>
+      <w:r>
+        <w:t xml:space="preserve">"the local Ollama model was unreachable" note appears</w:t>
+      </w:r>
+    </w:p>
+    <w:p>
+      <w:pPr>
+        <w:spacing w:after="200" w:line="300"/>
+      </w:pPr>
+      <w:r>
+        <w:rPr>
+          <w:rFonts w:ascii="Calibri" w:cs="Calibri" w:eastAsia="Calibri" w:hAnsi="Calibri"/>
+          <w:sz w:val="22"/>
+          <w:szCs w:val="22"/>
+        </w:rPr>
+        <w:t xml:space="preserve">This only appears if you've turned on USE_OLLAMA in Section 9. It means Ollama isn't running, the model hasn't been pulled, or (most commonly, right after a fresh pull) the model is still loading into memory for the first time and took longer than expected to respond. Try ollama list to confirm the model is present, and ollama run &lt;model&gt; "hi" to confirm it answers — then just try the same question again in APEX. This is expected, safe behavior, not a bug.</w:t>
+      </w:r>
+    </w:p>
+    <w:p>
+      <w:pPr>
         <w:pStyle w:val="Heading1"/>
         <w:spacing w:after="160" w:before="360"/>
       </w:pPr>
       <w:r>
-        <w:t xml:space="preserve">11. Glossary</w:t>
+        <w:t xml:space="preserve">12. Glossary</w:t>
       </w:r>
     </w:p>
     <w:tbl>
@@ -2391,6 +2665,122 @@
           </w:p>
         </w:tc>
       </w:tr>
+      <w:tr>
+        <w:tc>
+          <w:tcPr>
+            <w:tcW w:type="dxa" w:w="2600"/>
+            <w:shd w:fill="f5f5f3" w:val="clear"/>
+            <w:tcMar>
+              <w:top w:type="dxa" w:w="100"/>
+              <w:left w:type="dxa" w:w="120"/>
+              <w:bottom w:type="dxa" w:w="100"/>
+              <w:right w:type="dxa" w:w="120"/>
+            </w:tcMar>
+          </w:tcPr>
+          <w:p>
+            <w:pPr>
+              <w:jc w:val="left"/>
+            </w:pPr>
+            <w:r>
+              <w:rPr>
+                <w:rFonts w:ascii="Calibri" w:cs="Calibri" w:eastAsia="Calibri" w:hAnsi="Calibri"/>
+                <w:b w:val="false"/>
+                <w:bCs w:val="false"/>
+                <w:color w:val="0b0b0b"/>
+                <w:sz w:val="20"/>
+                <w:szCs w:val="20"/>
+              </w:rPr>
+              <w:t xml:space="preserve">Ollama</w:t>
+            </w:r>
+          </w:p>
+        </w:tc>
+        <w:tc>
+          <w:tcPr>
+            <w:tcW w:type="dxa" w:w="8100"/>
+            <w:shd w:fill="f5f5f3" w:val="clear"/>
+            <w:tcMar>
+              <w:top w:type="dxa" w:w="100"/>
+              <w:left w:type="dxa" w:w="120"/>
+              <w:bottom w:type="dxa" w:w="100"/>
+              <w:right w:type="dxa" w:w="120"/>
+            </w:tcMar>
+          </w:tcPr>
+          <w:p>
+            <w:pPr>
+              <w:jc w:val="left"/>
+            </w:pPr>
+            <w:r>
+              <w:rPr>
+                <w:rFonts w:ascii="Calibri" w:cs="Calibri" w:eastAsia="Calibri" w:hAnsi="Calibri"/>
+                <w:b w:val="false"/>
+                <w:bCs w:val="false"/>
+                <w:color w:val="0b0b0b"/>
+                <w:sz w:val="20"/>
+                <w:szCs w:val="20"/>
+              </w:rPr>
+              <w:t xml:space="preserve">Free software that runs small AI models entirely on your own computer, with no internet connection needed once a model is downloaded. Fully optional in APEX — see Section 9.</w:t>
+            </w:r>
+          </w:p>
+        </w:tc>
+      </w:tr>
+      <w:tr>
+        <w:tc>
+          <w:tcPr>
+            <w:tcW w:type="dxa" w:w="2600"/>
+            <w:shd w:fill="ffffff" w:val="clear"/>
+            <w:tcMar>
+              <w:top w:type="dxa" w:w="100"/>
+              <w:left w:type="dxa" w:w="120"/>
+              <w:bottom w:type="dxa" w:w="100"/>
+              <w:right w:type="dxa" w:w="120"/>
+            </w:tcMar>
+          </w:tcPr>
+          <w:p>
+            <w:pPr>
+              <w:jc w:val="left"/>
+            </w:pPr>
+            <w:r>
+              <w:rPr>
+                <w:rFonts w:ascii="Calibri" w:cs="Calibri" w:eastAsia="Calibri" w:hAnsi="Calibri"/>
+                <w:b w:val="false"/>
+                <w:bCs w:val="false"/>
+                <w:color w:val="0b0b0b"/>
+                <w:sz w:val="20"/>
+                <w:szCs w:val="20"/>
+              </w:rPr>
+              <w:t xml:space="preserve">LLM Provider</w:t>
+            </w:r>
+          </w:p>
+        </w:tc>
+        <w:tc>
+          <w:tcPr>
+            <w:tcW w:type="dxa" w:w="8100"/>
+            <w:shd w:fill="ffffff" w:val="clear"/>
+            <w:tcMar>
+              <w:top w:type="dxa" w:w="100"/>
+              <w:left w:type="dxa" w:w="120"/>
+              <w:bottom w:type="dxa" w:w="100"/>
+              <w:right w:type="dxa" w:w="120"/>
+            </w:tcMar>
+          </w:tcPr>
+          <w:p>
+            <w:pPr>
+              <w:jc w:val="left"/>
+            </w:pPr>
+            <w:r>
+              <w:rPr>
+                <w:rFonts w:ascii="Calibri" w:cs="Calibri" w:eastAsia="Calibri" w:hAnsi="Calibri"/>
+                <w:b w:val="false"/>
+                <w:bCs w:val="false"/>
+                <w:color w:val="0b0b0b"/>
+                <w:sz w:val="20"/>
+                <w:szCs w:val="20"/>
+              </w:rPr>
+              <w:t xml:space="preserve">The pluggable interface behind VICTIM's knowledge-base answers. The default provider is rule-based (no AI model); an optional provider can route through a local Ollama model instead. Everything else in APEX is unaffected by which one is active.</w:t>
+            </w:r>
+          </w:p>
+        </w:tc>
+      </w:tr>
     </w:tbl>
     <w:p>
       <w:pPr>
@@ -2604,6 +2994,18 @@
       </w:pPr>
     </w:lvl>
   </w:abstractNum>
+  <w:abstractNum w:abstractNumId="4" w15:restartNumberingAfterBreak="0">
+    <w:multiLevelType w:val="hybridMultilevel"/>
+    <w:lvl w:ilvl="0" w15:tentative="1">
+      <w:start w:val="1"/>
+      <w:numFmt w:val="decimal"/>
+      <w:lvlText w:val="%1."/>
+      <w:lvlJc w:val="left"/>
+      <w:pPr>
+        <w:ind w:left="420" w:hanging="240"/>
+      </w:pPr>
+    </w:lvl>
+  </w:abstractNum>
   <w:num w:numId="1">
     <w:abstractNumId w:val="1"/>
     <w:lvlOverride w:ilvl="0">
@@ -2618,6 +3020,12 @@
   </w:num>
   <w:num w:numId="3">
     <w:abstractNumId w:val="3"/>
+    <w:lvlOverride w:ilvl="0">
+      <w:startOverride w:val="1"/>
+    </w:lvlOverride>
+  </w:num>
+  <w:num w:numId="4">
+    <w:abstractNumId w:val="4"/>
     <w:lvlOverride w:ilvl="0">
       <w:startOverride w:val="1"/>
     </w:lvlOverride>
